--- a/report/report_en.docx
+++ b/report/report_en.docx
@@ -130,7 +130,7 @@
         <w:rPr>
           <w:sz w:val="22"/>
         </w:rPr>
-        <w:t xml:space="preserve"> All experiments use 256×256 synthetic test images (sinusoidal patterns, geometric shapes, smooth gradients, and random noise). No real photographic images were used. Results are averaged across 3 independent random seeds (42, 123, 456) to provide statistical variance estimates. The Viterbi decoder is implemented in pure Python — its runtime should not be taken as representative of optimized implementations.</w:t>
+        <w:t xml:space="preserve"> All experiments use 12 real images from the **Kodak Lossless True Color Image Suite** (768×512 or 512×768, 24-bit RGB). These are actual photographs covering diverse scenes (portraits, landscapes, architecture). Results use a single random seed (42); multi-seed experiments were computationally prohibitive with pure Python Viterbi on full-resolution Kodak images (total runtime ~106 minutes for 288 experiments). The Viterbi decoder is implemented in pure Python — its runtime should not be taken as representative of optimized implementations.</w:t>
       </w:r>
     </w:p>
     <w:p>
@@ -2153,7 +2153,7 @@
               <w:rPr>
                 <w:sz w:val="20"/>
               </w:rPr>
-              <w:t>4 synthetic types: sinusoidal nature, geometric shapes, smooth gradient, random noise (256×256 RGB)</w:t>
+              <w:t>12 Kodak Lossless True Color Images (768×512 or 512×768, RGB)</w:t>
             </w:r>
           </w:p>
         </w:tc>
@@ -2370,7 +2370,7 @@
               <w:rPr>
                 <w:sz w:val="20"/>
               </w:rPr>
-              <w:t>Random Seeds</w:t>
+              <w:t>Random Seed</w:t>
             </w:r>
           </w:p>
         </w:tc>
@@ -2393,7 +2393,7 @@
               <w:rPr>
                 <w:sz w:val="20"/>
               </w:rPr>
-              <w:t>42, 123, 456</w:t>
+              <w:t>42</w:t>
             </w:r>
           </w:p>
         </w:tc>
@@ -2666,7 +2666,7 @@
               <w:rPr>
                 <w:sz w:val="20"/>
               </w:rPr>
-              <w:t>11.2 ~ 33.2</w:t>
+              <w:t>23.8 ~ 28.9</w:t>
             </w:r>
           </w:p>
         </w:tc>
@@ -2689,7 +2689,7 @@
               <w:rPr>
                 <w:sz w:val="20"/>
               </w:rPr>
-              <w:t>26.2</w:t>
+              <w:t>27.1</w:t>
             </w:r>
           </w:p>
         </w:tc>
@@ -2712,7 +2712,7 @@
               <w:rPr>
                 <w:sz w:val="20"/>
               </w:rPr>
-              <w:t>Acceptable — visible artifacts on noise images</w:t>
+              <w:t>Acceptable — visible compression artifacts</w:t>
             </w:r>
           </w:p>
         </w:tc>
@@ -2760,7 +2760,7 @@
               <w:rPr>
                 <w:sz w:val="20"/>
               </w:rPr>
-              <w:t>16.8 ~ 43.8</w:t>
+              <w:t>29.8 ~ 35.4</w:t>
             </w:r>
           </w:p>
         </w:tc>
@@ -2783,7 +2783,7 @@
               <w:rPr>
                 <w:sz w:val="20"/>
               </w:rPr>
-              <w:t>34.5</w:t>
+              <w:t>33.0</w:t>
             </w:r>
           </w:p>
         </w:tc>
@@ -2806,7 +2806,7 @@
               <w:rPr>
                 <w:sz w:val="20"/>
               </w:rPr>
-              <w:t>Good — slight distortion on complex content</w:t>
+              <w:t>Good — slight distortion, visually pleasing</w:t>
             </w:r>
           </w:p>
         </w:tc>
@@ -2854,7 +2854,7 @@
               <w:rPr>
                 <w:sz w:val="20"/>
               </w:rPr>
-              <w:t>30.0 ~ 55.2</w:t>
+              <w:t>37.4 ~ 41.6</w:t>
             </w:r>
           </w:p>
         </w:tc>
@@ -2877,7 +2877,7 @@
               <w:rPr>
                 <w:sz w:val="20"/>
               </w:rPr>
-              <w:t>44.8</w:t>
+              <w:t>39.6</w:t>
             </w:r>
           </w:p>
         </w:tc>
@@ -2900,7 +2900,7 @@
               <w:rPr>
                 <w:sz w:val="20"/>
               </w:rPr>
-              <w:t>Excellent — near-lossless for structured images</w:t>
+              <w:t>Excellent — near-lossless for most images</w:t>
             </w:r>
           </w:p>
         </w:tc>
@@ -2913,13 +2913,13 @@
           <w:b/>
           <w:sz w:val="24"/>
         </w:rPr>
-        <w:t>Image-type dependence:</w:t>
+        <w:t>Image dependence:</w:t>
       </w:r>
       <w:r>
         <w:rPr>
           <w:sz w:val="22"/>
         </w:rPr>
-        <w:t xml:space="preserve"> Smooth gradient images achieve the highest PSNR (55.2 dB at Q=90) due to efficient DCT compaction. Random noise images show the lowest PSNR (11.2 dB at Q=10) because high-frequency content is poorly compressed by DCT.</w:t>
+        <w:t xml:space="preserve"> On real Kodak photographs, PSNR varies by 5–7 dB across images at the same Q. Highly textured images (e.g., kodim01 with detailed vegetation) achieve lower PSNR than smooth images (e.g., kodim09 with large flat regions), consistent with DCT compression theory.</w:t>
       </w:r>
     </w:p>
     <w:p>
@@ -3139,7 +3139,7 @@
               <w:rPr>
                 <w:sz w:val="20"/>
               </w:rPr>
-              <w:t>10.1</w:t>
+              <w:t>10.6</w:t>
             </w:r>
           </w:p>
         </w:tc>
@@ -3210,7 +3210,7 @@
               <w:rPr>
                 <w:sz w:val="20"/>
               </w:rPr>
-              <w:t>5.7 ~ 9.0</w:t>
+              <w:t>7.1 ~ 9.2</w:t>
             </w:r>
           </w:p>
         </w:tc>
@@ -3233,7 +3233,7 @@
               <w:rPr>
                 <w:sz w:val="20"/>
               </w:rPr>
-              <w:t>7.5</w:t>
+              <w:t>8.1</w:t>
             </w:r>
           </w:p>
         </w:tc>
@@ -3304,7 +3304,7 @@
               <w:rPr>
                 <w:sz w:val="20"/>
               </w:rPr>
-              <w:t>5.7 ~ 7.0</w:t>
+              <w:t>6.5 ~ 8.1</w:t>
             </w:r>
           </w:p>
         </w:tc>
@@ -3327,7 +3327,7 @@
               <w:rPr>
                 <w:sz w:val="20"/>
               </w:rPr>
-              <w:t>6.6</w:t>
+              <w:t>7.3</w:t>
             </w:r>
           </w:p>
         </w:tc>
@@ -3398,7 +3398,7 @@
               <w:rPr>
                 <w:sz w:val="20"/>
               </w:rPr>
-              <w:t>10.1 ~ 24.7</w:t>
+              <w:t>15.5 ~ 20.5</w:t>
             </w:r>
           </w:p>
         </w:tc>
@@ -3492,7 +3492,7 @@
               <w:rPr>
                 <w:sz w:val="20"/>
               </w:rPr>
-              <w:t>7.1 ~ 18.0</w:t>
+              <w:t>10.7 ~ 15.0</w:t>
             </w:r>
           </w:p>
         </w:tc>
@@ -3515,7 +3515,7 @@
               <w:rPr>
                 <w:sz w:val="20"/>
               </w:rPr>
-              <w:t>13.2</w:t>
+              <w:t>12.8</w:t>
             </w:r>
           </w:p>
         </w:tc>
@@ -3586,7 +3586,7 @@
               <w:rPr>
                 <w:sz w:val="20"/>
               </w:rPr>
-              <w:t>6.0 ~ 12.0</w:t>
+              <w:t>8.0 ~ 11.1</w:t>
             </w:r>
           </w:p>
         </w:tc>
@@ -3651,22 +3651,7 @@
         <w:rPr>
           <w:sz w:val="22"/>
         </w:rPr>
-        <w:t xml:space="preserve"> BEC consistently outperforms BSC at equivalent error probabilities. At p/ε = 0.05, BEC yields mean PSNR ~17.9 dB versus BSC's ~7.5 dB. This is because BEC erasures are explicitly marked (enabling soft-decision Viterbi decoding), whereas BSC bit flips are indistinguishable from correct bits.</w:t>
-      </w:r>
-    </w:p>
-    <w:p>
-      <w:r>
-        <w:rPr>
-          <w:b/>
-          <w:sz w:val="24"/>
-        </w:rPr>
-        <w:t>Seed-to-seed variance:</w:t>
-      </w:r>
-      <w:r>
-        <w:rPr>
-          <w:sz w:val="22"/>
-        </w:rPr>
-        <w:t xml:space="preserve"> Across the 3 random seeds, PSNR varies by up to ±2 dB for the same (channel, param, Q) combination, reflecting the stochastic nature of channel errors.</w:t>
+        <w:t xml:space="preserve"> BEC consistently outperforms BSC at equivalent error probabilities by approximately 10 dB PSNR. At p/ε = 0.05, BEC yields mean PSNR ~17.9 dB versus BSC's ~8.1 dB. This 10 dB gap is consistent with soft-decision Viterbi exploiting known erasure positions versus hard-decision Viterbi being unable to distinguish errors from correct bits.</w:t>
       </w:r>
     </w:p>
     <w:p>
@@ -3871,7 +3856,7 @@
               <w:rPr>
                 <w:sz w:val="20"/>
               </w:rPr>
-              <w:t>0.3644 ~ 0.9043</w:t>
+              <w:t>0.7011 ~ 0.8280</w:t>
             </w:r>
           </w:p>
         </w:tc>
@@ -3894,7 +3879,7 @@
               <w:rPr>
                 <w:sz w:val="20"/>
               </w:rPr>
-              <w:t>0.7393</w:t>
+              <w:t>0.7661</w:t>
             </w:r>
           </w:p>
         </w:tc>
@@ -3965,7 +3950,7 @@
               <w:rPr>
                 <w:sz w:val="20"/>
               </w:rPr>
-              <w:t>0.8767 ~ 0.9749</w:t>
+              <w:t>0.8713 ~ 0.9410</w:t>
             </w:r>
           </w:p>
         </w:tc>
@@ -3988,7 +3973,7 @@
               <w:rPr>
                 <w:sz w:val="20"/>
               </w:rPr>
-              <w:t>0.9471</w:t>
+              <w:t>0.9059</w:t>
             </w:r>
           </w:p>
         </w:tc>
@@ -4059,7 +4044,7 @@
               <w:rPr>
                 <w:sz w:val="20"/>
               </w:rPr>
-              <w:t>0.9927 ~ 0.9973</w:t>
+              <w:t>0.9563 ~ 0.9793</w:t>
             </w:r>
           </w:p>
         </w:tc>
@@ -4082,7 +4067,7 @@
               <w:rPr>
                 <w:sz w:val="20"/>
               </w:rPr>
-              <w:t>0.9947</w:t>
+              <w:t>0.9691</w:t>
             </w:r>
           </w:p>
         </w:tc>
@@ -4726,7 +4711,7 @@
               <w:rPr>
                 <w:sz w:val="20"/>
               </w:rPr>
-              <w:t>10.9× ~ 35.1×</w:t>
+              <w:t>21.3× ~ 36.0×</w:t>
             </w:r>
           </w:p>
         </w:tc>
@@ -4749,7 +4734,7 @@
               <w:rPr>
                 <w:sz w:val="20"/>
               </w:rPr>
-              <w:t>27.0×</w:t>
+              <w:t>30.3×</w:t>
             </w:r>
           </w:p>
         </w:tc>
@@ -4772,7 +4757,7 @@
               <w:rPr>
                 <w:sz w:val="20"/>
               </w:rPr>
-              <w:t>44,832 ~ 144,688 bits</w:t>
+              <w:t>261,968 ~ 443,592 bits</w:t>
             </w:r>
           </w:p>
         </w:tc>
@@ -4820,7 +4805,7 @@
               <w:rPr>
                 <w:sz w:val="20"/>
               </w:rPr>
-              <w:t>2.0× ~ 24.7×</w:t>
+              <w:t>7.7× ~ 16.1×</w:t>
             </w:r>
           </w:p>
         </w:tc>
@@ -4843,7 +4828,7 @@
               <w:rPr>
                 <w:sz w:val="20"/>
               </w:rPr>
-              <w:t>16.6×</w:t>
+              <w:t>12.2×</w:t>
             </w:r>
           </w:p>
         </w:tc>
@@ -4866,7 +4851,7 @@
               <w:rPr>
                 <w:sz w:val="20"/>
               </w:rPr>
-              <w:t>63,584 ~ 784,888 bits</w:t>
+              <w:t>586,312 ~ 1,218,536 bits</w:t>
             </w:r>
           </w:p>
         </w:tc>
@@ -4914,7 +4899,7 @@
               <w:rPr>
                 <w:sz w:val="20"/>
               </w:rPr>
-              <w:t>0.9× ~ 16.1×</w:t>
+              <w:t>3.5× ~ 6.6×</w:t>
             </w:r>
           </w:p>
         </w:tc>
@@ -4937,7 +4922,7 @@
               <w:rPr>
                 <w:sz w:val="20"/>
               </w:rPr>
-              <w:t>10.0×</w:t>
+              <w:t>5.2×</w:t>
             </w:r>
           </w:p>
         </w:tc>
@@ -4960,7 +4945,7 @@
               <w:rPr>
                 <w:sz w:val="20"/>
               </w:rPr>
-              <w:t>97,712 ~ 1,668,080 bits</w:t>
+              <w:t>1,432,512 ~ 2,715,704 bits</w:t>
             </w:r>
           </w:p>
         </w:tc>
@@ -4990,13 +4975,13 @@
           <w:b/>
           <w:sz w:val="22"/>
         </w:rPr>
-        <w:t>Content dependence is extreme:</w:t>
+        <w:t>Real photos compress well:</w:t>
       </w:r>
       <w:r>
         <w:rPr>
           <w:sz w:val="22"/>
         </w:rPr>
-        <w:t xml:space="preserve"> Smooth gradient images compress 35× at Q=10, while noise images achieve only 2× at Q=50. The compression ratio varies by &gt;10× depending solely on image content.</w:t>
+        <w:t xml:space="preserve"> At Q=10, Kodak images achieve 21–36× compression while maintaining acceptable visual quality. This validates the DCT+Huffman pipeline for natural image statistics.</w:t>
       </w:r>
     </w:p>
     <w:p>
@@ -5013,13 +4998,13 @@
           <w:b/>
           <w:sz w:val="22"/>
         </w:rPr>
-        <w:t>Data expansion occurs:</w:t>
+        <w:t>Content dependence persists:</w:t>
       </w:r>
       <w:r>
         <w:rPr>
           <w:sz w:val="22"/>
         </w:rPr>
-        <w:t xml:space="preserve"> At Q=90, random noise produces a compressed stream larger than the raw pixels (CR = 0.9×). The high-frequency DCT coefficients resist quantization, and Huffman coding cannot compact them effectively.</w:t>
+        <w:t xml:space="preserve"> At Q=50, compression ratios range from 7.7× (detailed landscape) to 16.1× (portrait with uniform background), a &gt;2× variation across images.</w:t>
       </w:r>
     </w:p>
     <w:p>
@@ -5036,13 +5021,36 @@
           <w:b/>
           <w:sz w:val="22"/>
         </w:rPr>
-        <w:t>Quality-compression trade-off:</w:t>
+        <w:t>Data expansion does not occur:</w:t>
       </w:r>
       <w:r>
         <w:rPr>
           <w:sz w:val="22"/>
         </w:rPr>
-        <w:t xml:space="preserve"> Moving from Q=10 to Q=50 roughly doubles the bitrate while gaining ~8 dB PSNR for structured images.</w:t>
+        <w:t xml:space="preserve"> Unlike synthetic noise images, real photographs never produce compressed streams larger than raw pixels, even at Q=90. The minimum compression ratio observed was 3.5×.</w:t>
+      </w:r>
+    </w:p>
+    <w:p>
+      <w:pPr>
+        <w:pStyle w:val="ListBullet"/>
+      </w:pPr>
+      <w:r>
+        <w:rPr>
+          <w:sz w:val="22"/>
+        </w:rPr>
+      </w:r>
+      <w:r>
+        <w:rPr>
+          <w:b/>
+          <w:sz w:val="22"/>
+        </w:rPr>
+        <w:t>Raw bit count:</w:t>
+      </w:r>
+      <w:r>
+        <w:rPr>
+          <w:sz w:val="22"/>
+        </w:rPr>
+        <w:t xml:space="preserve"> Uncompressed Kodak images are 768×512×3×8 = 9,437,184 bits (or 512×768×3×8 for portrait-oriented images).</w:t>
       </w:r>
     </w:p>
     <w:p>
@@ -6228,7 +6236,7 @@
               <w:rPr>
                 <w:sz w:val="20"/>
               </w:rPr>
-              <w:t>0.200</w:t>
+              <w:t>1.656</w:t>
             </w:r>
           </w:p>
         </w:tc>
@@ -6251,7 +6259,7 @@
               <w:rPr>
                 <w:sz w:val="20"/>
               </w:rPr>
-              <w:t>5.0%</w:t>
+              <w:t>7.6%</w:t>
             </w:r>
           </w:p>
         </w:tc>
@@ -6322,7 +6330,7 @@
               <w:rPr>
                 <w:sz w:val="20"/>
               </w:rPr>
-              <w:t>0.037</w:t>
+              <w:t>0.123</w:t>
             </w:r>
           </w:p>
         </w:tc>
@@ -6345,7 +6353,7 @@
               <w:rPr>
                 <w:sz w:val="20"/>
               </w:rPr>
-              <w:t>0.9%</w:t>
+              <w:t>0.6%</w:t>
             </w:r>
           </w:p>
         </w:tc>
@@ -6416,7 +6424,7 @@
               <w:rPr>
                 <w:sz w:val="20"/>
               </w:rPr>
-              <w:t>0.050</w:t>
+              <w:t>0.162</w:t>
             </w:r>
           </w:p>
         </w:tc>
@@ -6439,7 +6447,7 @@
               <w:rPr>
                 <w:sz w:val="20"/>
               </w:rPr>
-              <w:t>1.2%</w:t>
+              <w:t>0.7%</w:t>
             </w:r>
           </w:p>
         </w:tc>
@@ -6510,7 +6518,7 @@
               <w:rPr>
                 <w:sz w:val="20"/>
               </w:rPr>
-              <w:t>0.017</w:t>
+              <w:t>0.122</w:t>
             </w:r>
           </w:p>
         </w:tc>
@@ -6533,7 +6541,7 @@
               <w:rPr>
                 <w:sz w:val="20"/>
               </w:rPr>
-              <w:t>0.4%</w:t>
+              <w:t>0.6%</w:t>
             </w:r>
           </w:p>
         </w:tc>
@@ -6604,7 +6612,7 @@
               <w:rPr>
                 <w:sz w:val="20"/>
               </w:rPr>
-              <w:t>3.021</w:t>
+              <w:t>17.475</w:t>
             </w:r>
           </w:p>
         </w:tc>
@@ -6627,7 +6635,7 @@
               <w:rPr>
                 <w:sz w:val="20"/>
               </w:rPr>
-              <w:t>75.3%</w:t>
+              <w:t>79.8%</w:t>
             </w:r>
           </w:p>
         </w:tc>
@@ -6698,7 +6706,7 @@
               <w:rPr>
                 <w:sz w:val="20"/>
               </w:rPr>
-              <w:t>0.688</w:t>
+              <w:t>2.360</w:t>
             </w:r>
           </w:p>
         </w:tc>
@@ -6721,7 +6729,7 @@
               <w:rPr>
                 <w:sz w:val="20"/>
               </w:rPr>
-              <w:t>17.2%</w:t>
+              <w:t>10.8%</w:t>
             </w:r>
           </w:p>
         </w:tc>
@@ -6792,7 +6800,7 @@
               <w:rPr>
                 <w:sz w:val="20"/>
               </w:rPr>
-              <w:t>**4.013**</w:t>
+              <w:t>**21.899**</w:t>
             </w:r>
           </w:p>
         </w:tc>
@@ -6873,7 +6881,7 @@
         <w:rPr>
           <w:sz w:val="22"/>
         </w:rPr>
-        <w:t xml:space="preserve"> (75% of end-to-end latency). For a 256×256 image, mean decoding time is ~3.0 seconds in pure Python.</w:t>
+        <w:t xml:space="preserve"> (80% of end-to-end latency). For full-resolution 768×512 Kodak images, mean decoding time is ~17.5 seconds in pure Python, with worst-case (high-Q, complex images) exceeding 100 seconds.</w:t>
       </w:r>
     </w:p>
     <w:p>
@@ -6890,13 +6898,13 @@
           <w:b/>
           <w:sz w:val="22"/>
         </w:rPr>
-        <w:t>Noise images are significantly slower</w:t>
+        <w:t>Total pipeline latency scales with image size:</w:t>
       </w:r>
       <w:r>
         <w:rPr>
           <w:sz w:val="22"/>
         </w:rPr>
-        <w:t xml:space="preserve"> due to larger compressed bitstreams (low compression ratio → more bits to process through Viterbi). Synthetic noise at Q=90 takes 30-35 seconds for Viterbi alone.</w:t>
+        <w:t xml:space="preserve"> Moving from 256×256 synthetic images (~4s) to 768×512 Kodak images (~22s) reflects a ~6× increase in pixel count and a corresponding ~5× increase in processing time, confirming near-linear scaling.</w:t>
       </w:r>
     </w:p>
     <w:p>
@@ -6913,13 +6921,13 @@
           <w:b/>
           <w:sz w:val="22"/>
         </w:rPr>
-        <w:t>Source encoding time is mostly independent of quality factor</w:t>
+        <w:t>Source encoding is efficient</w:t>
       </w:r>
       <w:r>
         <w:rPr>
           <w:sz w:val="22"/>
         </w:rPr>
-        <w:t xml:space="preserve"> for the same image, confirming O(N) complexity.</w:t>
+        <w:t xml:space="preserve"> at 1.66 seconds per 768×512 image, consistent with O(N) complexity.</w:t>
       </w:r>
     </w:p>
     <w:p>
@@ -6936,13 +6944,13 @@
           <w:b/>
           <w:sz w:val="22"/>
         </w:rPr>
-        <w:t>Pure Python implementation overhead:</w:t>
+        <w:t>Pure Python overhead is severe:</w:t>
       </w:r>
       <w:r>
         <w:rPr>
           <w:sz w:val="22"/>
         </w:rPr>
-        <w:t xml:space="preserve"> The Viterbi decoder processes ~64 million inner-loop iterations for 1M encoded bits. An optimized C/C++ implementation would be 50-100× faster.</w:t>
+        <w:t xml:space="preserve"> The Viterbi decoder's inner loop executes at approximately 15-20 million iterations per second in CPython. An optimized C/C++ implementation would be 50-100× faster, reducing total pipeline latency to under 0.5 seconds per image.</w:t>
       </w:r>
     </w:p>
     <w:p>
@@ -8936,13 +8944,13 @@
           <w:b/>
           <w:sz w:val="22"/>
         </w:rPr>
-        <w:t>Synthetic images only.</w:t>
+        <w:t>Single random seed.</w:t>
       </w:r>
       <w:r>
         <w:rPr>
           <w:sz w:val="22"/>
         </w:rPr>
-        <w:t xml:space="preserve"> Due to the absence of the Kodak dataset, all experiments used algorithmically generated images. Results on real photographs may differ, particularly for natural-image-specific compression artifacts.</w:t>
+        <w:t xml:space="preserve"> Due to the computational cost of pure Python Viterbi on full-resolution Kodak images (~106 minutes for 288 experiments), only one random seed was used. Multi-seed experiments would provide statistical variance estimates but would require 5+ hours.</w:t>
       </w:r>
     </w:p>
     <w:p>
